--- a/4-质量管理/运行记录类文件/040207-满意度调查计划.docx
+++ b/4-质量管理/运行记录类文件/040207-满意度调查计划.docx
@@ -124,7 +124,7 @@
           <w:lang w:eastAsia="zh-CN"/>
         </w:rPr>
       </w:pPr>
-      <w:bookmarkStart w:id="0" w:name="_Toc30951"/>
+      <w:bookmarkStart w:id="0" w:name="_Toc18493"/>
       <w:r>
         <w:rPr>
           <w:lang w:eastAsia="zh-CN"/>
@@ -141,7 +141,7 @@
           <w:rFonts w:hint="eastAsia"/>
         </w:rPr>
       </w:pPr>
-      <w:bookmarkStart w:id="1" w:name="_Toc23693"/>
+      <w:bookmarkStart w:id="1" w:name="_Toc19344"/>
       <w:r>
         <w:rPr>
           <w:rFonts w:hint="eastAsia"/>
@@ -186,12 +186,6 @@
             <w:insideH w:val="none" w:color="auto" w:sz="0" w:space="0"/>
             <w:insideV w:val="none" w:color="auto" w:sz="0" w:space="0"/>
           </w:tblBorders>
-          <w:tblCellMar>
-            <w:top w:w="0" w:type="dxa"/>
-            <w:left w:w="108" w:type="dxa"/>
-            <w:bottom w:w="0" w:type="dxa"/>
-            <w:right w:w="108" w:type="dxa"/>
-          </w:tblCellMar>
         </w:tblPrEx>
         <w:trPr>
           <w:trHeight w:val="810" w:hRule="atLeast"/>
@@ -1612,7 +1606,7 @@
               <w:rFonts w:hint="eastAsia" w:ascii="宋体" w:hAnsi="宋体" w:eastAsia="宋体" w:cs="宋体"/>
               <w:szCs w:val="24"/>
             </w:rPr>
-            <w:instrText xml:space="preserve"> HYPERLINK \l _Toc30951 </w:instrText>
+            <w:instrText xml:space="preserve"> HYPERLINK \l _Toc18493 </w:instrText>
           </w:r>
           <w:r>
             <w:rPr>
@@ -1634,7 +1628,7 @@
             <w:fldChar w:fldCharType="begin"/>
           </w:r>
           <w:r>
-            <w:instrText xml:space="preserve"> PAGEREF _Toc30951 \h </w:instrText>
+            <w:instrText xml:space="preserve"> PAGEREF _Toc18493 \h </w:instrText>
           </w:r>
           <w:r>
             <w:fldChar w:fldCharType="separate"/>
@@ -1672,7 +1666,7 @@
               <w:rFonts w:hint="eastAsia" w:ascii="宋体" w:hAnsi="宋体" w:eastAsia="宋体" w:cs="宋体"/>
               <w:szCs w:val="24"/>
             </w:rPr>
-            <w:instrText xml:space="preserve"> HYPERLINK \l _Toc23693 </w:instrText>
+            <w:instrText xml:space="preserve"> HYPERLINK \l _Toc19344 </w:instrText>
           </w:r>
           <w:r>
             <w:rPr>
@@ -1695,7 +1689,7 @@
             <w:fldChar w:fldCharType="begin"/>
           </w:r>
           <w:r>
-            <w:instrText xml:space="preserve"> PAGEREF _Toc23693 \h </w:instrText>
+            <w:instrText xml:space="preserve"> PAGEREF _Toc19344 \h </w:instrText>
           </w:r>
           <w:r>
             <w:fldChar w:fldCharType="separate"/>
@@ -1733,7 +1727,7 @@
               <w:rFonts w:hint="eastAsia" w:ascii="宋体" w:hAnsi="宋体" w:eastAsia="宋体" w:cs="宋体"/>
               <w:szCs w:val="24"/>
             </w:rPr>
-            <w:instrText xml:space="preserve"> HYPERLINK \l _Toc10490 </w:instrText>
+            <w:instrText xml:space="preserve"> HYPERLINK \l _Toc10397 </w:instrText>
           </w:r>
           <w:r>
             <w:rPr>
@@ -1758,7 +1752,7 @@
             <w:fldChar w:fldCharType="begin"/>
           </w:r>
           <w:r>
-            <w:instrText xml:space="preserve"> PAGEREF _Toc10490 \h </w:instrText>
+            <w:instrText xml:space="preserve"> PAGEREF _Toc10397 \h </w:instrText>
           </w:r>
           <w:r>
             <w:fldChar w:fldCharType="separate"/>
@@ -1796,7 +1790,7 @@
               <w:rFonts w:hint="eastAsia" w:ascii="宋体" w:hAnsi="宋体" w:eastAsia="宋体" w:cs="宋体"/>
               <w:szCs w:val="24"/>
             </w:rPr>
-            <w:instrText xml:space="preserve"> HYPERLINK \l _Toc29259 </w:instrText>
+            <w:instrText xml:space="preserve"> HYPERLINK \l _Toc25109 </w:instrText>
           </w:r>
           <w:r>
             <w:rPr>
@@ -1821,7 +1815,7 @@
             <w:fldChar w:fldCharType="begin"/>
           </w:r>
           <w:r>
-            <w:instrText xml:space="preserve"> PAGEREF _Toc29259 \h </w:instrText>
+            <w:instrText xml:space="preserve"> PAGEREF _Toc25109 \h </w:instrText>
           </w:r>
           <w:r>
             <w:fldChar w:fldCharType="separate"/>
@@ -1859,7 +1853,7 @@
               <w:rFonts w:hint="eastAsia" w:ascii="宋体" w:hAnsi="宋体" w:eastAsia="宋体" w:cs="宋体"/>
               <w:szCs w:val="24"/>
             </w:rPr>
-            <w:instrText xml:space="preserve"> HYPERLINK \l _Toc3200 </w:instrText>
+            <w:instrText xml:space="preserve"> HYPERLINK \l _Toc29378 </w:instrText>
           </w:r>
           <w:r>
             <w:rPr>
@@ -1884,7 +1878,7 @@
             <w:fldChar w:fldCharType="begin"/>
           </w:r>
           <w:r>
-            <w:instrText xml:space="preserve"> PAGEREF _Toc3200 \h </w:instrText>
+            <w:instrText xml:space="preserve"> PAGEREF _Toc29378 \h </w:instrText>
           </w:r>
           <w:r>
             <w:fldChar w:fldCharType="separate"/>
@@ -1922,7 +1916,7 @@
               <w:rFonts w:hint="eastAsia" w:ascii="宋体" w:hAnsi="宋体" w:eastAsia="宋体" w:cs="宋体"/>
               <w:szCs w:val="24"/>
             </w:rPr>
-            <w:instrText xml:space="preserve"> HYPERLINK \l _Toc5525 </w:instrText>
+            <w:instrText xml:space="preserve"> HYPERLINK \l _Toc15537 </w:instrText>
           </w:r>
           <w:r>
             <w:rPr>
@@ -1947,7 +1941,7 @@
             <w:fldChar w:fldCharType="begin"/>
           </w:r>
           <w:r>
-            <w:instrText xml:space="preserve"> PAGEREF _Toc5525 \h </w:instrText>
+            <w:instrText xml:space="preserve"> PAGEREF _Toc15537 \h </w:instrText>
           </w:r>
           <w:r>
             <w:fldChar w:fldCharType="separate"/>
@@ -1985,7 +1979,7 @@
               <w:rFonts w:hint="eastAsia" w:ascii="宋体" w:hAnsi="宋体" w:eastAsia="宋体" w:cs="宋体"/>
               <w:szCs w:val="24"/>
             </w:rPr>
-            <w:instrText xml:space="preserve"> HYPERLINK \l _Toc1192 </w:instrText>
+            <w:instrText xml:space="preserve"> HYPERLINK \l _Toc4465 </w:instrText>
           </w:r>
           <w:r>
             <w:rPr>
@@ -2010,7 +2004,7 @@
             <w:fldChar w:fldCharType="begin"/>
           </w:r>
           <w:r>
-            <w:instrText xml:space="preserve"> PAGEREF _Toc1192 \h </w:instrText>
+            <w:instrText xml:space="preserve"> PAGEREF _Toc4465 \h </w:instrText>
           </w:r>
           <w:r>
             <w:fldChar w:fldCharType="separate"/>
@@ -2048,7 +2042,7 @@
               <w:rFonts w:hint="eastAsia" w:ascii="宋体" w:hAnsi="宋体" w:eastAsia="宋体" w:cs="宋体"/>
               <w:szCs w:val="24"/>
             </w:rPr>
-            <w:instrText xml:space="preserve"> HYPERLINK \l _Toc9265 </w:instrText>
+            <w:instrText xml:space="preserve"> HYPERLINK \l _Toc18494 </w:instrText>
           </w:r>
           <w:r>
             <w:rPr>
@@ -2073,7 +2067,7 @@
             <w:fldChar w:fldCharType="begin"/>
           </w:r>
           <w:r>
-            <w:instrText xml:space="preserve"> PAGEREF _Toc9265 \h </w:instrText>
+            <w:instrText xml:space="preserve"> PAGEREF _Toc18494 \h </w:instrText>
           </w:r>
           <w:r>
             <w:fldChar w:fldCharType="separate"/>
@@ -2119,7 +2113,7 @@
       <w:pPr>
         <w:pStyle w:val="28"/>
       </w:pPr>
-      <w:bookmarkStart w:id="2" w:name="_Toc10490"/>
+      <w:bookmarkStart w:id="2" w:name="_Toc10397"/>
       <w:r>
         <w:t>调查目的</w:t>
       </w:r>
@@ -2138,7 +2132,7 @@
       <w:pPr>
         <w:pStyle w:val="28"/>
       </w:pPr>
-      <w:bookmarkStart w:id="3" w:name="_Toc29259"/>
+      <w:bookmarkStart w:id="3" w:name="_Toc25109"/>
       <w:r>
         <w:t>调查时间</w:t>
       </w:r>
@@ -2242,7 +2236,7 @@
       <w:pPr>
         <w:pStyle w:val="28"/>
       </w:pPr>
-      <w:bookmarkStart w:id="4" w:name="_Toc3200"/>
+      <w:bookmarkStart w:id="4" w:name="_Toc29378"/>
       <w:r>
         <w:t>调查内容</w:t>
       </w:r>
@@ -2344,7 +2338,7 @@
         <w:pStyle w:val="28"/>
       </w:pPr>
       <w:bookmarkStart w:id="5" w:name="_Toc20903"/>
-      <w:bookmarkStart w:id="6" w:name="_Toc5525"/>
+      <w:bookmarkStart w:id="6" w:name="_Toc15537"/>
       <w:r>
         <w:t>调查对象</w:t>
       </w:r>
@@ -2364,7 +2358,7 @@
       <w:pPr>
         <w:pStyle w:val="28"/>
       </w:pPr>
-      <w:bookmarkStart w:id="7" w:name="_Toc1192"/>
+      <w:bookmarkStart w:id="7" w:name="_Toc4465"/>
       <w:r>
         <w:t>调查方法</w:t>
       </w:r>
@@ -2383,7 +2377,7 @@
       <w:pPr>
         <w:pStyle w:val="28"/>
       </w:pPr>
-      <w:bookmarkStart w:id="8" w:name="_Toc9265"/>
+      <w:bookmarkStart w:id="8" w:name="_Toc18494"/>
       <w:r>
         <w:t>评价标准</w:t>
       </w:r>
@@ -2460,7 +2454,6 @@
           <w:lang w:eastAsia="zh-CN"/>
         </w:rPr>
       </w:pPr>
-      <w:bookmarkStart w:id="9" w:name="_GoBack"/>
       <w:r>
         <w:rPr>
           <w:rFonts w:hint="eastAsia"/>
@@ -2566,7 +2559,6 @@
         <w:t>满意度调查表</w:t>
       </w:r>
     </w:p>
-    <w:bookmarkEnd w:id="9"/>
     <w:tbl>
       <w:tblPr>
         <w:tblStyle w:val="26"/>
@@ -3477,6 +3469,12 @@
             <w:insideH w:val="single" w:color="000000" w:sz="2" w:space="0"/>
             <w:insideV w:val="single" w:color="000000" w:sz="2" w:space="0"/>
           </w:tblBorders>
+          <w:tblCellMar>
+            <w:top w:w="0" w:type="dxa"/>
+            <w:left w:w="0" w:type="dxa"/>
+            <w:bottom w:w="0" w:type="dxa"/>
+            <w:right w:w="0" w:type="dxa"/>
+          </w:tblCellMar>
         </w:tblPrEx>
         <w:trPr>
           <w:trHeight w:val="527" w:hRule="atLeast"/>
@@ -3528,7 +3526,19 @@
                 <w:szCs w:val="20"/>
                 <w:lang w:eastAsia="zh-CN"/>
               </w:rPr>
-              <w:t>解决问题回复的及时率</w:t>
+              <w:t>问题</w:t>
+            </w:r>
+            <w:bookmarkStart w:id="9" w:name="_GoBack"/>
+            <w:bookmarkEnd w:id="9"/>
+            <w:r>
+              <w:rPr>
+                <w:rFonts w:ascii="宋体" w:hAnsi="宋体" w:eastAsia="宋体" w:cs="宋体"/>
+                <w:spacing w:val="9"/>
+                <w:sz w:val="20"/>
+                <w:szCs w:val="20"/>
+                <w:lang w:eastAsia="zh-CN"/>
+              </w:rPr>
+              <w:t>解决回复的及时率</w:t>
             </w:r>
           </w:p>
         </w:tc>

--- a/4-质量管理/运行记录类文件/040207-满意度调查计划.docx
+++ b/4-质量管理/运行记录类文件/040207-满意度调查计划.docx
@@ -186,6 +186,12 @@
             <w:insideH w:val="none" w:color="auto" w:sz="0" w:space="0"/>
             <w:insideV w:val="none" w:color="auto" w:sz="0" w:space="0"/>
           </w:tblBorders>
+          <w:tblCellMar>
+            <w:top w:w="0" w:type="dxa"/>
+            <w:left w:w="108" w:type="dxa"/>
+            <w:bottom w:w="0" w:type="dxa"/>
+            <w:right w:w="108" w:type="dxa"/>
+          </w:tblCellMar>
         </w:tblPrEx>
         <w:trPr>
           <w:trHeight w:val="810" w:hRule="atLeast"/>
@@ -378,9 +384,19 @@
             <w:r>
               <w:rPr>
                 <w:rFonts w:hint="eastAsia"/>
+                <w:vertAlign w:val="baseline"/>
+                <w:lang w:val="en-US" w:eastAsia="zh-CN"/>
+              </w:rPr>
+              <w:t>审核</w:t>
+            </w:r>
+            <w:bookmarkStart w:id="9" w:name="_GoBack"/>
+            <w:bookmarkEnd w:id="9"/>
+            <w:r>
+              <w:rPr>
+                <w:rFonts w:hint="eastAsia"/>
                 <w:lang w:eastAsia="zh-CN"/>
               </w:rPr>
-              <w:t>编制时间</w:t>
+              <w:t>时间</w:t>
             </w:r>
             <w:r>
               <w:rPr>
@@ -3526,19 +3542,7 @@
                 <w:szCs w:val="20"/>
                 <w:lang w:eastAsia="zh-CN"/>
               </w:rPr>
-              <w:t>问题</w:t>
-            </w:r>
-            <w:bookmarkStart w:id="9" w:name="_GoBack"/>
-            <w:bookmarkEnd w:id="9"/>
-            <w:r>
-              <w:rPr>
-                <w:rFonts w:ascii="宋体" w:hAnsi="宋体" w:eastAsia="宋体" w:cs="宋体"/>
-                <w:spacing w:val="9"/>
-                <w:sz w:val="20"/>
-                <w:szCs w:val="20"/>
-                <w:lang w:eastAsia="zh-CN"/>
-              </w:rPr>
-              <w:t>解决回复的及时率</w:t>
+              <w:t>问题解决回复的及时率</w:t>
             </w:r>
           </w:p>
         </w:tc>
